--- a/public/Rohit_Ananthan_Resume.docx
+++ b/public/Rohit_Ananthan_Resume.docx
@@ -96,7 +96,7 @@
           <w:sz w:val="18"/>
           <w:szCs w:val="18"/>
         </w:rPr>
-        <w:t xml:space="preserve">Data Scientist with 4+ years building production ML systems that generate measurable revenue and product impact. Proven ability to own the full lifecycle: problem framing, feature engineering, model development, A/B testing, deployment, and monitoring. Strong communicator who translates complex analyses into clear decisions for product and business stakeholders. Deep experience in Python, SQL, experimentation design, and cloud ML infrastructure (AWS, GCP). Most effective in fast-moving product or analytics teams where data directly shapes roadmap decisions.</w:t>
+        <w:t xml:space="preserve">Data Scientist with 4+ years building production ML and agentic AI systems that generate measurable revenue and product impact. Proven ability to own the full lifecycle: problem framing, feature engineering, model development, A/B testing, deployment, and monitoring. Strong communicator who translates complex analyses into clear decisions for product and business stakeholders. Deep experience in Python, SQL, experimentation design, and cloud ML infrastructure (AWS, GCP). Most effective in fast-moving product or analytics teams where data directly shapes roadmap decisions.</w:t>
       </w:r>
     </w:p>
     <w:p>
@@ -211,7 +211,7 @@
           <w:sz w:val="18"/>
           <w:szCs w:val="18"/>
         </w:rPr>
-        <w:t xml:space="preserve">RAG pipelines, LangChain, LlamaIndex, Gemini Pro, prompt engineering, embedding search, MLflow</w:t>
+        <w:t xml:space="preserve">RAG pipelines, multi-agent systems, LangChain, LlamaIndex, Azure AI Search, Gemini Pro, prompt engineering, MLflow</w:t>
       </w:r>
     </w:p>
     <w:p>
@@ -320,7 +320,7 @@
           <w:sz w:val="21"/>
           <w:szCs w:val="21"/>
         </w:rPr>
-        <w:t xml:space="preserve">Data Scientist Consultant</w:t>
+        <w:t xml:space="preserve">AI Engineer</w:t>
       </w:r>
       <w:r>
         <w:rPr>
@@ -339,7 +339,123 @@
           <w:sz w:val="18"/>
           <w:szCs w:val="18"/>
         </w:rPr>
-        <w:t xml:space="preserve">Feb 2026 – Present</w:t>
+        <w:t xml:space="preserve">Jun 2026 – Present</w:t>
+      </w:r>
+    </w:p>
+    <w:p>
+      <w:pPr>
+        <w:spacing w:before="0" w:after="38"/>
+      </w:pPr>
+      <w:r>
+        <w:rPr>
+          <w:rFonts w:ascii="Arial" w:cs="Arial" w:eastAsia="Arial" w:hAnsi="Arial"/>
+          <w:b/>
+          <w:bCs/>
+          <w:color w:val="1A5276"/>
+          <w:sz w:val="18"/>
+          <w:szCs w:val="18"/>
+        </w:rPr>
+        <w:t xml:space="preserve">Vdart Inc.</w:t>
+      </w:r>
+      <w:r>
+        <w:rPr>
+          <w:rFonts w:ascii="Arial" w:cs="Arial" w:eastAsia="Arial" w:hAnsi="Arial"/>
+          <w:color w:val="888888"/>
+          <w:sz w:val="17"/>
+          <w:szCs w:val="17"/>
+        </w:rPr>
+        <w:t xml:space="preserve">  ·  United States · Remote</w:t>
+      </w:r>
+    </w:p>
+    <w:p>
+      <w:pPr>
+        <w:pStyle w:val="ListParagraph"/>
+        <w:numPr>
+          <w:ilvl w:val="0"/>
+          <w:numId w:val="2"/>
+        </w:numPr>
+        <w:spacing w:before="32" w:after="32"/>
+      </w:pPr>
+      <w:r>
+        <w:rPr>
+          <w:rFonts w:ascii="Arial" w:cs="Arial" w:eastAsia="Arial" w:hAnsi="Arial"/>
+          <w:sz w:val="18"/>
+          <w:szCs w:val="18"/>
+        </w:rPr>
+        <w:t xml:space="preserve">Building a multi-agent AI pipeline that automates the full RFP lifecycle for an enterprise healthcare client — document intake and parsing, reviewer routing and assignment, automated QA review, and rules-based scoring — targeting an ~85% reduction in manual processing time.</w:t>
+      </w:r>
+    </w:p>
+    <w:p>
+      <w:pPr>
+        <w:pStyle w:val="ListParagraph"/>
+        <w:numPr>
+          <w:ilvl w:val="0"/>
+          <w:numId w:val="2"/>
+        </w:numPr>
+        <w:spacing w:before="32" w:after="32"/>
+      </w:pPr>
+      <w:r>
+        <w:rPr>
+          <w:rFonts w:ascii="Arial" w:cs="Arial" w:eastAsia="Arial" w:hAnsi="Arial"/>
+          <w:sz w:val="18"/>
+          <w:szCs w:val="18"/>
+        </w:rPr>
+        <w:t xml:space="preserve">Grounded the scoring engine with retrieval over an Azure AI Search vector index so evaluation criteria are pulled live at scoring time rather than hardcoded; MongoDB for persistence across the pipeline.</w:t>
+      </w:r>
+    </w:p>
+    <w:p>
+      <w:pPr>
+        <w:pStyle w:val="ListParagraph"/>
+        <w:numPr>
+          <w:ilvl w:val="0"/>
+          <w:numId w:val="2"/>
+        </w:numPr>
+        <w:spacing w:before="32" w:after="32"/>
+      </w:pPr>
+      <w:r>
+        <w:rPr>
+          <w:rFonts w:ascii="Arial" w:cs="Arial" w:eastAsia="Arial" w:hAnsi="Arial"/>
+          <w:sz w:val="18"/>
+          <w:szCs w:val="18"/>
+        </w:rPr>
+        <w:t xml:space="preserve">Delivering the React frontend and Node.js backend by orchestrating GitHub Copilot coding agents, including automated git commit workflows — AI-assisted engineering as a core delivery practice.</w:t>
+      </w:r>
+    </w:p>
+    <w:p>
+      <w:pPr>
+        <w:tabs>
+          <w:tab w:val="right" w:pos="10880"/>
+        </w:tabs>
+        <w:spacing w:before="100" w:after="0"/>
+      </w:pPr>
+      <w:r>
+        <w:rPr>
+          <w:rFonts w:ascii="Arial" w:cs="Arial" w:eastAsia="Arial" w:hAnsi="Arial"/>
+          <w:b/>
+          <w:bCs/>
+          <w:sz w:val="21"/>
+          <w:szCs w:val="21"/>
+        </w:rPr>
+        <w:t xml:space="preserve">Data Scientist Consultant</w:t>
+      </w:r>
+      <w:r>
+        <w:rPr>
+          <w:rFonts w:ascii="Arial" w:cs="Arial" w:eastAsia="Arial" w:hAnsi="Arial"/>
+          <w:sz w:val="18"/>
+          <w:szCs w:val="18"/>
+        </w:rPr>
+        <w:t xml:space="preserve">	</w:t>
+      </w:r>
+      <w:r>
+        <w:rPr>
+          <w:rFonts w:ascii="Arial" w:cs="Arial" w:eastAsia="Arial" w:hAnsi="Arial"/>
+          <w:i/>
+          <w:iCs/>
+          <w:color w:val="444444"/>
+          <w:sz w:val="18"/>
+          <w:szCs w:val="18"/>
+        </w:rPr>
+        <w:t xml:space="preserve">Feb 2026 – Jun 2026</w:t>
       </w:r>
     </w:p>
     <w:p>
